--- a/PS C.docx77.docx
+++ b/PS C.docx77.docx
@@ -12,6 +12,306 @@
         <w:rPr>
           <w:rFonts w:hint="eastAsia"/>
         </w:rPr>
+        <w:t>PS C:\Users\zdi\OneDrive\桌面\zhengdispecial.github.io&gt; git status</w:t>
+      </w:r>
+    </w:p>
+    <w:p>
+      <w:pPr>
+        <w:rPr>
+          <w:rFonts w:hint="eastAsia"/>
+        </w:rPr>
+      </w:pPr>
+      <w:r>
+        <w:rPr>
+          <w:rFonts w:hint="eastAsia"/>
+        </w:rPr>
+        <w:t>On branch main</w:t>
+      </w:r>
+    </w:p>
+    <w:p>
+      <w:pPr>
+        <w:rPr>
+          <w:rFonts w:hint="eastAsia"/>
+        </w:rPr>
+      </w:pPr>
+      <w:r>
+        <w:rPr>
+          <w:rFonts w:hint="eastAsia"/>
+        </w:rPr>
+        <w:t>Your branch is ahead of 'origin/main' by 1 commit.</w:t>
+      </w:r>
+    </w:p>
+    <w:p>
+      <w:pPr>
+        <w:rPr>
+          <w:rFonts w:hint="eastAsia"/>
+        </w:rPr>
+      </w:pPr>
+      <w:r>
+        <w:rPr>
+          <w:rFonts w:hint="eastAsia"/>
+        </w:rPr>
+        <w:t xml:space="preserve">  (use "git push" to publish your local commits)</w:t>
+      </w:r>
+    </w:p>
+    <w:p>
+      <w:pPr>
+        <w:rPr>
+          <w:rFonts w:hint="eastAsia"/>
+        </w:rPr>
+      </w:pPr>
+    </w:p>
+    <w:p>
+      <w:pPr>
+        <w:rPr>
+          <w:rFonts w:hint="eastAsia"/>
+        </w:rPr>
+      </w:pPr>
+      <w:r>
+        <w:rPr>
+          <w:rFonts w:hint="eastAsia"/>
+        </w:rPr>
+        <w:t>Changes not staged for commit:</w:t>
+      </w:r>
+    </w:p>
+    <w:p>
+      <w:pPr>
+        <w:rPr>
+          <w:rFonts w:hint="eastAsia"/>
+        </w:rPr>
+      </w:pPr>
+      <w:r>
+        <w:rPr>
+          <w:rFonts w:hint="eastAsia"/>
+        </w:rPr>
+        <w:t xml:space="preserve">  (use "git add &lt;file&gt;..." to update what will be committed)</w:t>
+      </w:r>
+    </w:p>
+    <w:p>
+      <w:pPr>
+        <w:rPr>
+          <w:rFonts w:hint="eastAsia"/>
+        </w:rPr>
+      </w:pPr>
+      <w:r>
+        <w:rPr>
+          <w:rFonts w:hint="eastAsia"/>
+        </w:rPr>
+        <w:t xml:space="preserve">  (use "git restore &lt;file&gt;..." to discard changes in working directory)</w:t>
+      </w:r>
+    </w:p>
+    <w:p>
+      <w:pPr>
+        <w:rPr>
+          <w:rFonts w:hint="eastAsia"/>
+        </w:rPr>
+      </w:pPr>
+      <w:r>
+        <w:rPr>
+          <w:rFonts w:hint="eastAsia"/>
+        </w:rPr>
+        <w:t xml:space="preserve">        modified:   index.html</w:t>
+      </w:r>
+    </w:p>
+    <w:p>
+      <w:pPr>
+        <w:rPr>
+          <w:rFonts w:hint="eastAsia"/>
+        </w:rPr>
+      </w:pPr>
+    </w:p>
+    <w:p>
+      <w:pPr>
+        <w:rPr>
+          <w:rFonts w:hint="eastAsia"/>
+        </w:rPr>
+      </w:pPr>
+      <w:r>
+        <w:rPr>
+          <w:rFonts w:hint="eastAsia"/>
+        </w:rPr>
+        <w:t>no changes added to commit (use "git add" and/or "git commit -a")</w:t>
+      </w:r>
+    </w:p>
+    <w:p>
+      <w:pPr>
+        <w:rPr>
+          <w:rFonts w:hint="eastAsia"/>
+        </w:rPr>
+      </w:pPr>
+      <w:r>
+        <w:rPr>
+          <w:rFonts w:hint="eastAsia"/>
+        </w:rPr>
+        <w:t>PS C:\Users\zdi\OneDrive\桌面\zhengdispecial.github.io&gt; git add .</w:t>
+      </w:r>
+    </w:p>
+    <w:p>
+      <w:pPr>
+        <w:rPr>
+          <w:rFonts w:hint="eastAsia"/>
+        </w:rPr>
+      </w:pPr>
+      <w:r>
+        <w:rPr>
+          <w:rFonts w:hint="eastAsia"/>
+        </w:rPr>
+        <w:t>PS C:\Users\zdi\OneDrive\桌面\zhengdispecial.github.io&gt; git commit -m "添加首页index.html"</w:t>
+      </w:r>
+    </w:p>
+    <w:p>
+      <w:pPr>
+        <w:rPr>
+          <w:rFonts w:hint="eastAsia"/>
+        </w:rPr>
+      </w:pPr>
+      <w:r>
+        <w:rPr>
+          <w:rFonts w:hint="eastAsia"/>
+        </w:rPr>
+        <w:t>[main 1afffe7] 添加首页index.html</w:t>
+      </w:r>
+    </w:p>
+    <w:p>
+      <w:pPr>
+        <w:rPr>
+          <w:rFonts w:hint="eastAsia"/>
+        </w:rPr>
+      </w:pPr>
+      <w:r>
+        <w:rPr>
+          <w:rFonts w:hint="eastAsia"/>
+        </w:rPr>
+        <w:t xml:space="preserve"> 1 file changed, 134 insertions(+), 38 deletions(-)</w:t>
+      </w:r>
+    </w:p>
+    <w:p>
+      <w:pPr>
+        <w:rPr>
+          <w:rFonts w:hint="eastAsia"/>
+        </w:rPr>
+      </w:pPr>
+      <w:r>
+        <w:rPr>
+          <w:rFonts w:hint="eastAsia"/>
+        </w:rPr>
+        <w:t>PS C:\Users\zdi\OneDrive\桌面\zhengdispecial.github.io&gt; git push origin main</w:t>
+      </w:r>
+    </w:p>
+    <w:p>
+      <w:pPr>
+        <w:rPr>
+          <w:rFonts w:hint="eastAsia"/>
+        </w:rPr>
+      </w:pPr>
+      <w:r>
+        <w:rPr>
+          <w:rFonts w:hint="eastAsia"/>
+        </w:rPr>
+        <w:t>To https://github.com/zhengdispecial/zhengdispecial.github.io.git</w:t>
+      </w:r>
+    </w:p>
+    <w:p>
+      <w:pPr>
+        <w:rPr>
+          <w:rFonts w:hint="eastAsia"/>
+        </w:rPr>
+      </w:pPr>
+      <w:r>
+        <w:rPr>
+          <w:rFonts w:hint="eastAsia"/>
+        </w:rPr>
+        <w:t xml:space="preserve"> ! [rejected]        main -&gt; main (fetch first)</w:t>
+      </w:r>
+    </w:p>
+    <w:p>
+      <w:pPr>
+        <w:rPr>
+          <w:rFonts w:hint="eastAsia"/>
+        </w:rPr>
+      </w:pPr>
+      <w:r>
+        <w:rPr>
+          <w:rFonts w:hint="eastAsia"/>
+        </w:rPr>
+        <w:t>error: failed to push some refs to 'https://github.com/zhengdispecial/zhengdispecial.github.io.git'</w:t>
+      </w:r>
+    </w:p>
+    <w:p>
+      <w:pPr>
+        <w:rPr>
+          <w:rFonts w:hint="eastAsia"/>
+        </w:rPr>
+      </w:pPr>
+      <w:r>
+        <w:rPr>
+          <w:rFonts w:hint="eastAsia"/>
+        </w:rPr>
+        <w:t>hint: Updates were rejected because the remote contains work that you do not</w:t>
+      </w:r>
+    </w:p>
+    <w:p>
+      <w:pPr>
+        <w:rPr>
+          <w:rFonts w:hint="eastAsia"/>
+        </w:rPr>
+      </w:pPr>
+      <w:r>
+        <w:rPr>
+          <w:rFonts w:hint="eastAsia"/>
+        </w:rPr>
+        <w:t>hint: have locally. This is usually caused by another repository pushing to</w:t>
+      </w:r>
+    </w:p>
+    <w:p>
+      <w:pPr>
+        <w:rPr>
+          <w:rFonts w:hint="eastAsia"/>
+        </w:rPr>
+      </w:pPr>
+      <w:r>
+        <w:rPr>
+          <w:rFonts w:hint="eastAsia"/>
+        </w:rPr>
+        <w:t>hint: the same ref. If you want to integrate the remote changes, use</w:t>
+      </w:r>
+    </w:p>
+    <w:p>
+      <w:pPr>
+        <w:rPr>
+          <w:rFonts w:hint="eastAsia"/>
+        </w:rPr>
+      </w:pPr>
+      <w:r>
+        <w:rPr>
+          <w:rFonts w:hint="eastAsia"/>
+        </w:rPr>
+        <w:t>hint: 'git pull' before pushing again.</w:t>
+      </w:r>
+    </w:p>
+    <w:p>
+      <w:pPr>
+        <w:rPr>
+          <w:rFonts w:hint="eastAsia"/>
+        </w:rPr>
+      </w:pPr>
+      <w:r>
+        <w:rPr>
+          <w:rFonts w:hint="eastAsia"/>
+        </w:rPr>
+        <w:t>hint: See the 'Note about fast-forwards' in 'git push --help' for details.</w:t>
+      </w:r>
+    </w:p>
+    <w:p>
+      <w:pPr>
+        <w:rPr>
+          <w:rFonts w:hint="eastAsia"/>
+        </w:rPr>
+      </w:pPr>
+      <w:r>
+        <w:rPr>
+          <w:rFonts w:hint="eastAsia"/>
+        </w:rPr>
         <w:t>PS C:\Users\zdi\OneDrive\桌面\zhengdispecial.github.io&gt;</w:t>
       </w:r>
     </w:p>
@@ -25,558 +325,15 @@
         <w:rPr>
           <w:rFonts w:hint="eastAsia"/>
         </w:rPr>
-        <w:t xml:space="preserve"> *  History restored </w:t>
-      </w:r>
-    </w:p>
-    <w:p>
-      <w:pPr>
-        <w:rPr>
-          <w:rFonts w:hint="eastAsia"/>
-        </w:rPr>
-      </w:pPr>
-    </w:p>
-    <w:p>
-      <w:pPr>
-        <w:rPr>
-          <w:rFonts w:hint="eastAsia"/>
-        </w:rPr>
-      </w:pPr>
-      <w:r>
-        <w:rPr>
-          <w:rFonts w:hint="eastAsia"/>
-        </w:rPr>
-        <w:t xml:space="preserve">PS C:\Users\zdi\OneDrive\桌面\zhengdispecial.github.io&gt; </w:t>
-      </w:r>
-    </w:p>
-    <w:p>
-      <w:pPr>
-        <w:rPr>
-          <w:rFonts w:hint="eastAsia"/>
-        </w:rPr>
-      </w:pPr>
-      <w:r>
-        <w:rPr>
-          <w:rFonts w:hint="eastAsia"/>
-        </w:rPr>
-        <w:t>PS C:\Users\zdi\OneDrive\桌面\zhengdispecial.github.io&gt; git status</w:t>
-      </w:r>
-    </w:p>
-    <w:p>
-      <w:pPr>
-        <w:rPr>
-          <w:rFonts w:hint="eastAsia"/>
-        </w:rPr>
-      </w:pPr>
-      <w:r>
-        <w:rPr>
-          <w:rFonts w:hint="eastAsia"/>
-        </w:rPr>
-        <w:t>On branch main</w:t>
-      </w:r>
-    </w:p>
-    <w:p>
-      <w:pPr>
-        <w:rPr>
-          <w:rFonts w:hint="eastAsia"/>
-        </w:rPr>
-      </w:pPr>
-      <w:r>
-        <w:rPr>
-          <w:rFonts w:hint="eastAsia"/>
-        </w:rPr>
-        <w:t>Your branch is up to date with 'origin/main'.</w:t>
-      </w:r>
-    </w:p>
-    <w:p>
-      <w:pPr>
-        <w:rPr>
-          <w:rFonts w:hint="eastAsia"/>
-        </w:rPr>
-      </w:pPr>
-    </w:p>
-    <w:p>
-      <w:pPr>
-        <w:rPr>
-          <w:rFonts w:hint="eastAsia"/>
-        </w:rPr>
-      </w:pPr>
-      <w:r>
-        <w:rPr>
-          <w:rFonts w:hint="eastAsia"/>
-        </w:rPr>
-        <w:t>Changes not staged for commit:</w:t>
-      </w:r>
-    </w:p>
-    <w:p>
-      <w:pPr>
-        <w:rPr>
-          <w:rFonts w:hint="eastAsia"/>
-        </w:rPr>
-      </w:pPr>
-      <w:r>
-        <w:rPr>
-          <w:rFonts w:hint="eastAsia"/>
-        </w:rPr>
-        <w:t xml:space="preserve">  (use "git add &lt;file&gt;..." to update what will be committed)</w:t>
-      </w:r>
-    </w:p>
-    <w:p>
-      <w:pPr>
-        <w:rPr>
-          <w:rFonts w:hint="eastAsia"/>
-        </w:rPr>
-      </w:pPr>
-      <w:r>
-        <w:rPr>
-          <w:rFonts w:hint="eastAsia"/>
-        </w:rPr>
-        <w:t xml:space="preserve">  (use "git restore &lt;file&gt;..." to discard changes in working directory)</w:t>
-      </w:r>
-    </w:p>
-    <w:p>
-      <w:pPr>
-        <w:rPr>
-          <w:rFonts w:hint="eastAsia"/>
-        </w:rPr>
-      </w:pPr>
-      <w:r>
-        <w:rPr>
-          <w:rFonts w:hint="eastAsia"/>
-        </w:rPr>
-        <w:t xml:space="preserve">        modified:   index.html</w:t>
-      </w:r>
-    </w:p>
-    <w:p>
-      <w:pPr>
-        <w:rPr>
-          <w:rFonts w:hint="eastAsia"/>
-        </w:rPr>
-      </w:pPr>
-    </w:p>
-    <w:p>
-      <w:pPr>
-        <w:rPr>
-          <w:rFonts w:hint="eastAsia"/>
-        </w:rPr>
-      </w:pPr>
-      <w:r>
-        <w:rPr>
-          <w:rFonts w:hint="eastAsia"/>
-        </w:rPr>
-        <w:t>Untracked files:</w:t>
-      </w:r>
-    </w:p>
-    <w:p>
-      <w:pPr>
-        <w:rPr>
-          <w:rFonts w:hint="eastAsia"/>
-        </w:rPr>
-      </w:pPr>
-      <w:r>
-        <w:rPr>
-          <w:rFonts w:hint="eastAsia"/>
-        </w:rPr>
-        <w:t xml:space="preserve">  (use "git add &lt;file&gt;..." to include in what will be committed)</w:t>
-      </w:r>
-    </w:p>
-    <w:p>
-      <w:pPr>
-        <w:rPr>
-          <w:rFonts w:hint="eastAsia"/>
-        </w:rPr>
-      </w:pPr>
-      <w:r>
-        <w:rPr>
-          <w:rFonts w:hint="eastAsia"/>
-        </w:rPr>
-        <w:t xml:space="preserve">        _quarto.yml</w:t>
-      </w:r>
-    </w:p>
-    <w:p>
-      <w:pPr>
-        <w:rPr>
-          <w:rFonts w:hint="eastAsia"/>
-        </w:rPr>
-      </w:pPr>
-    </w:p>
-    <w:p>
-      <w:pPr>
-        <w:rPr>
-          <w:rFonts w:hint="eastAsia"/>
-        </w:rPr>
-      </w:pPr>
-      <w:r>
-        <w:rPr>
-          <w:rFonts w:hint="eastAsia"/>
-        </w:rPr>
-        <w:t>no changes added to commit (use "git add" and/or "git commit -a")</w:t>
-      </w:r>
-    </w:p>
-    <w:p>
-      <w:pPr>
-        <w:rPr>
-          <w:rFonts w:hint="eastAsia"/>
-        </w:rPr>
-      </w:pPr>
-      <w:r>
-        <w:rPr>
-          <w:rFonts w:hint="eastAsia"/>
-        </w:rPr>
-        <w:t>PS C:\Users\zdi\OneDrive\桌面\zhengdispecial.github.io&gt; git status</w:t>
-      </w:r>
-    </w:p>
-    <w:p>
-      <w:pPr>
-        <w:rPr>
-          <w:rFonts w:hint="eastAsia"/>
-        </w:rPr>
-      </w:pPr>
-      <w:r>
-        <w:rPr>
-          <w:rFonts w:hint="eastAsia"/>
-        </w:rPr>
-        <w:t>On branch main</w:t>
-      </w:r>
-    </w:p>
-    <w:p>
-      <w:pPr>
-        <w:rPr>
-          <w:rFonts w:hint="eastAsia"/>
-        </w:rPr>
-      </w:pPr>
-      <w:r>
-        <w:rPr>
-          <w:rFonts w:hint="eastAsia"/>
-        </w:rPr>
-        <w:t>Your branch is up to date with 'origin/main'.</w:t>
-      </w:r>
-    </w:p>
-    <w:p>
-      <w:pPr>
-        <w:rPr>
-          <w:rFonts w:hint="eastAsia"/>
-        </w:rPr>
-      </w:pPr>
-    </w:p>
-    <w:p>
-      <w:pPr>
-        <w:rPr>
-          <w:rFonts w:hint="eastAsia"/>
-        </w:rPr>
-      </w:pPr>
-      <w:r>
-        <w:rPr>
-          <w:rFonts w:hint="eastAsia"/>
-        </w:rPr>
-        <w:t>Changes not staged for commit:</w:t>
-      </w:r>
-    </w:p>
-    <w:p>
-      <w:pPr>
-        <w:rPr>
-          <w:rFonts w:hint="eastAsia"/>
-        </w:rPr>
-      </w:pPr>
-      <w:r>
-        <w:rPr>
-          <w:rFonts w:hint="eastAsia"/>
-        </w:rPr>
-        <w:t xml:space="preserve">  (use "git add &lt;file&gt;..." to update what will be committed)    </w:t>
-      </w:r>
-    </w:p>
-    <w:p>
-      <w:pPr>
-        <w:rPr>
-          <w:rFonts w:hint="eastAsia"/>
-        </w:rPr>
-      </w:pPr>
-      <w:r>
-        <w:rPr>
-          <w:rFonts w:hint="eastAsia"/>
-        </w:rPr>
-        <w:t xml:space="preserve">  (use "git restore &lt;file&gt;..." to discard changes in working directory)</w:t>
-      </w:r>
-    </w:p>
-    <w:p>
-      <w:pPr>
-        <w:rPr>
-          <w:rFonts w:hint="eastAsia"/>
-        </w:rPr>
-      </w:pPr>
-      <w:r>
-        <w:rPr>
-          <w:rFonts w:hint="eastAsia"/>
-        </w:rPr>
-        <w:t xml:space="preserve">        modified:   index.html</w:t>
-      </w:r>
-    </w:p>
-    <w:p>
-      <w:pPr>
-        <w:rPr>
-          <w:rFonts w:hint="eastAsia"/>
-        </w:rPr>
-      </w:pPr>
-    </w:p>
-    <w:p>
-      <w:pPr>
-        <w:rPr>
-          <w:rFonts w:hint="eastAsia"/>
-        </w:rPr>
-      </w:pPr>
-      <w:r>
-        <w:rPr>
-          <w:rFonts w:hint="eastAsia"/>
-        </w:rPr>
-        <w:t>Untracked files:</w:t>
-      </w:r>
-    </w:p>
-    <w:p>
-      <w:pPr>
-        <w:rPr>
-          <w:rFonts w:hint="eastAsia"/>
-        </w:rPr>
-      </w:pPr>
-      <w:r>
-        <w:rPr>
-          <w:rFonts w:hint="eastAsia"/>
-        </w:rPr>
-        <w:t xml:space="preserve">  (use "git add &lt;file&gt;..." to include in what will be committed)</w:t>
-      </w:r>
-    </w:p>
-    <w:p>
-      <w:pPr>
-        <w:rPr>
-          <w:rFonts w:hint="eastAsia"/>
-        </w:rPr>
-      </w:pPr>
-      <w:r>
-        <w:rPr>
-          <w:rFonts w:hint="eastAsia"/>
-        </w:rPr>
-        <w:t xml:space="preserve">        _quarto.yml</w:t>
-      </w:r>
-    </w:p>
-    <w:p>
-      <w:pPr>
-        <w:rPr>
-          <w:rFonts w:hint="eastAsia"/>
-        </w:rPr>
-      </w:pPr>
-    </w:p>
-    <w:p>
-      <w:pPr>
-        <w:rPr>
-          <w:rFonts w:hint="eastAsia"/>
-        </w:rPr>
-      </w:pPr>
-      <w:r>
-        <w:rPr>
-          <w:rFonts w:hint="eastAsia"/>
-        </w:rPr>
-        <w:t>no changes added to commit (use "git add" and/or "git commit -a")</w:t>
-      </w:r>
-    </w:p>
-    <w:p>
-      <w:pPr>
-        <w:rPr>
-          <w:rFonts w:hint="eastAsia"/>
-        </w:rPr>
-      </w:pPr>
-      <w:r>
-        <w:rPr>
-          <w:rFonts w:hint="eastAsia"/>
-        </w:rPr>
-        <w:t>PS C:\Users\zdi\OneDrive\桌面\zhengdispecial.github.io&gt; git add .</w:t>
-      </w:r>
-    </w:p>
-    <w:p>
-      <w:pPr>
-        <w:rPr>
-          <w:rFonts w:hint="eastAsia"/>
-        </w:rPr>
-      </w:pPr>
-      <w:r>
-        <w:rPr>
-          <w:rFonts w:hint="eastAsia"/>
-        </w:rPr>
-        <w:t>PS C:\Users\zdi\OneDrive\桌面\zhengdispecial.github.io&gt; git commit -m "添加首页index.html"</w:t>
-      </w:r>
-    </w:p>
-    <w:p>
-      <w:pPr>
-        <w:rPr>
-          <w:rFonts w:hint="eastAsia"/>
-        </w:rPr>
-      </w:pPr>
-      <w:r>
-        <w:rPr>
-          <w:rFonts w:hint="eastAsia"/>
-        </w:rPr>
-        <w:t>[main 896bbbc] 添加首页index.html</w:t>
-      </w:r>
-    </w:p>
-    <w:p>
-      <w:pPr>
-        <w:rPr>
-          <w:rFonts w:hint="eastAsia"/>
-        </w:rPr>
-      </w:pPr>
-      <w:r>
-        <w:rPr>
-          <w:rFonts w:hint="eastAsia"/>
-        </w:rPr>
-        <w:t xml:space="preserve"> 2 files changed, 52 insertions(+), 8 deletions(-)</w:t>
-      </w:r>
-    </w:p>
-    <w:p>
-      <w:pPr>
-        <w:rPr>
-          <w:rFonts w:hint="eastAsia"/>
-        </w:rPr>
-      </w:pPr>
-      <w:r>
-        <w:rPr>
-          <w:rFonts w:hint="eastAsia"/>
-        </w:rPr>
-        <w:t xml:space="preserve"> create mode 100644 _quarto.yml</w:t>
-      </w:r>
-    </w:p>
-    <w:p>
-      <w:pPr>
-        <w:rPr>
-          <w:rFonts w:hint="eastAsia"/>
-        </w:rPr>
-      </w:pPr>
-      <w:r>
-        <w:rPr>
-          <w:rFonts w:hint="eastAsia"/>
-        </w:rPr>
-        <w:t>PS C:\Users\zdi\OneDrive\桌面\zhengdispecial.github.io&gt; git push</w:t>
-      </w:r>
-    </w:p>
-    <w:p>
-      <w:pPr>
-        <w:rPr>
-          <w:rFonts w:hint="eastAsia"/>
-        </w:rPr>
-      </w:pPr>
-      <w:r>
-        <w:rPr>
-          <w:rFonts w:hint="eastAsia"/>
-        </w:rPr>
-        <w:t xml:space="preserve"> origin main</w:t>
-      </w:r>
-    </w:p>
-    <w:p>
-      <w:pPr>
-        <w:rPr>
-          <w:rFonts w:hint="eastAsia"/>
-        </w:rPr>
-      </w:pPr>
-      <w:r>
-        <w:rPr>
-          <w:rFonts w:hint="eastAsia"/>
-        </w:rPr>
-        <w:t>To https://github.com/zhengdispecial/zhengdispecial.github.io.git</w:t>
-      </w:r>
-    </w:p>
-    <w:p>
-      <w:pPr>
-        <w:rPr>
-          <w:rFonts w:hint="eastAsia"/>
-        </w:rPr>
-      </w:pPr>
-      <w:r>
-        <w:rPr>
-          <w:rFonts w:hint="eastAsia"/>
-        </w:rPr>
-        <w:t xml:space="preserve"> ! [rejected]        main -&gt; main (fetch first)</w:t>
-      </w:r>
-    </w:p>
-    <w:p>
-      <w:pPr>
-        <w:rPr>
-          <w:rFonts w:hint="eastAsia"/>
-        </w:rPr>
-      </w:pPr>
-      <w:r>
-        <w:rPr>
-          <w:rFonts w:hint="eastAsia"/>
-        </w:rPr>
-        <w:t>error: failed to push some refs to 'https://github.com/zhengdispecial/zhengdispecial.github.io.git'</w:t>
-      </w:r>
-    </w:p>
-    <w:p>
-      <w:pPr>
-        <w:rPr>
-          <w:rFonts w:hint="eastAsia"/>
-        </w:rPr>
-      </w:pPr>
-      <w:r>
-        <w:rPr>
-          <w:rFonts w:hint="eastAsia"/>
-        </w:rPr>
-        <w:t>hint: Updates were rejected because the remote contains work that you do not</w:t>
-      </w:r>
-    </w:p>
-    <w:p>
-      <w:pPr>
-        <w:rPr>
-          <w:rFonts w:hint="eastAsia"/>
-        </w:rPr>
-      </w:pPr>
-      <w:r>
-        <w:rPr>
-          <w:rFonts w:hint="eastAsia"/>
-        </w:rPr>
-        <w:t>hint: have locally. This is usually caused by another repository pushing to</w:t>
-      </w:r>
-    </w:p>
-    <w:p>
-      <w:pPr>
-        <w:rPr>
-          <w:rFonts w:hint="eastAsia"/>
-        </w:rPr>
-      </w:pPr>
-      <w:r>
-        <w:rPr>
-          <w:rFonts w:hint="eastAsia"/>
-        </w:rPr>
-        <w:t>hint: the same ref. If you want to integrate the remote changes, use</w:t>
-      </w:r>
-    </w:p>
-    <w:p>
-      <w:pPr>
-        <w:rPr>
-          <w:rFonts w:hint="eastAsia"/>
-        </w:rPr>
-      </w:pPr>
-      <w:r>
-        <w:rPr>
-          <w:rFonts w:hint="eastAsia"/>
-        </w:rPr>
-        <w:t>hint: 'git pull' before pushing again.</w:t>
-      </w:r>
-    </w:p>
-    <w:p>
-      <w:pPr>
-        <w:rPr>
-          <w:rFonts w:hint="eastAsia"/>
-        </w:rPr>
-      </w:pPr>
-      <w:r>
-        <w:rPr>
-          <w:rFonts w:hint="eastAsia"/>
-        </w:rPr>
-        <w:t>hint: See the 'Note about fast-forwards' in 'git push --help' for details.</w:t>
-      </w:r>
-    </w:p>
-    <w:p>
-      <w:r>
-        <w:rPr>
-          <w:rFonts w:hint="eastAsia"/>
-        </w:rPr>
-        <w:t xml:space="preserve">PS C:\Users\zdi\OneDrive\桌面\zhengdispecial.github.io&gt; </w:t>
+        <w:t>PS C:\Users\zdi\OneDrive\桌面\zhengdispecial.github.io&gt;</w:t>
+      </w:r>
+    </w:p>
+    <w:p>
+      <w:r>
+        <w:rPr>
+          <w:rFonts w:hint="eastAsia"/>
+        </w:rPr>
+        <w:t>PS C:\Users\zdi\OneDrive\桌面\zhengdispecial.github.io&gt;</w:t>
       </w:r>
       <w:bookmarkStart w:id="0" w:name="_GoBack"/>
       <w:bookmarkEnd w:id="0"/>
